--- a/data/outputs/v2/Maths/SS4.2_Probability_I/Mathematics_Probability_I_FinalExplanation_TeacherKey.docx
+++ b/data/outputs/v2/Maths/SS4.2_Probability_I/Mathematics_Probability_I_FinalExplanation_TeacherKey.docx
@@ -573,7 +573,7 @@
                 <w:sz w:val="18"/>
                 <w:szCs w:val="18"/>
               </w:rPr>
-              <w:t xml:space="preserve">Over 20 days in Nakuru, a seller recorded days with HIGH SALES (H) and days with HEAVY RAIN (R). There were 9 days with high sales and 6 days with heavy rain. On 3 of the days there was both high sales and heavy rain. (a) How many of the 20 days had high sales OR heavy rain (or both)? Use a Venn diagram to help you. (b) Write your answer to (a) as a probability P(H ∪ R). (c) A student finds the number of days by working out 9 + 6. Is this correct? Explain, and write the Addition Law of Probability for any two events A and B. (d) Explain how the Addition Law changes when two events are mutually exclusive. Give one example from Mama Njeri's stall.</w:t>
+              <w:t xml:space="preserve">Over 20 days in Nakuru, a seller recorded days with HIGH SALES (H) and days with HEAVY RAIN (R). There were 8 days with high sales and 7 days with heavy rain. On 3 of the days there was both high sales and heavy rain. (a) How many of the 20 days had high sales OR heavy rain (or both)? Use a Venn diagram to help you. (b) Write your answer to (a) as a probability P(H ∪ R). (c) A student finds the number of days by working out 8 + 7. Is this correct? Explain, and write the Addition Law of Probability for any two events A and B. (d) Explain how the Addition Law changes when two events are mutually exclusive. Give one example from Mama Njeri's stall.</w:t>
             </w:r>
           </w:p>
         </w:tc>
@@ -605,7 +605,7 @@
                 <w:sz w:val="18"/>
                 <w:szCs w:val="18"/>
               </w:rPr>
-              <w:t xml:space="preserve">(a) Days in the union = n(H) + n(R) − n(H ∩ R) = 9 + 6 − 3 = 12 days. In the Venn diagram: 6 days high sales only, 3 days both, 3 days heavy rain only, and 8 days neither; 6 + 3 + 3 = 12. (b) P(H ∪ R) = 12 ÷ 20 = 0.6, or 60%. (c) No. 9 + 6 = 15 counts the 3 days with both events twice: once in H and once in R. In a Venn diagram these days sit in the overlap, which belongs to both circles. We must subtract the overlap once. Addition Law: P(A ∪ B) = P(A) + P(B) − P(A ∩ B). (d) Mutually exclusive events cannot both happen in the same trial, so A ∩ B is empty and P(A ∩ B) = 0. The law becomes P(A ∪ B) = P(A) + P(B). Example: 'Mama Njeri sells out' and 'half her mandazi are unsold' cannot happen on the same day, so their probabilities can be added directly.</w:t>
+              <w:t xml:space="preserve">(a) Days in the union = n(H) + n(R) − n(H ∩ R) = 8 + 7 − 3 = 12 days. In the Venn diagram: 5 days high sales only, 3 days both, 4 days heavy rain only, and 8 days neither; 5 + 3 + 4 = 12. (b) P(H ∪ R) = 12 ÷ 20 = 0.6, or 60%. (c) No. 8 + 7 = 15 counts the 3 days with both events twice: once in H and once in R. In a Venn diagram these days sit in the overlap, which belongs to both circles. We must subtract the overlap once. Addition Law: P(A ∪ B) = P(A) + P(B) − P(A ∩ B). (d) Mutually exclusive events cannot both happen in the same trial, so A ∩ B is empty and P(A ∩ B) = 0. The law becomes P(A ∪ B) = P(A) + P(B). Example: 'Mama Njeri sells out' and 'half her mandazi are unsold' cannot happen on the same day, so their probabilities can be added directly.</w:t>
             </w:r>
           </w:p>
         </w:tc>
@@ -1826,7 +1826,7 @@
         </w:rPr>
         <w:t xml:space="preserve">© 2026 SeaVuria and ARES. This work is licensed under a </w:t>
       </w:r>
-      <w:hyperlink w:history="1" r:id="rIdy30ylnr6plfhe1ro62ctb">
+      <w:hyperlink w:history="1" r:id="rId6chhsz8gw5ocs6ih4ktes">
         <w:r>
           <w:rPr>
             <w:rFonts w:ascii="Arial" w:cs="Arial" w:eastAsia="Arial" w:hAnsi="Arial"/>
@@ -1846,7 +1846,7 @@
         </w:rPr>
         <w:t xml:space="preserve"> (</w:t>
       </w:r>
-      <w:hyperlink w:history="1" r:id="rIdd1oyvxlkgyuvszksg08ss">
+      <w:hyperlink w:history="1" r:id="rIdnmq7iohb3w6g_8s8lvify">
         <w:r>
           <w:rPr>
             <w:rFonts w:ascii="Arial" w:cs="Arial" w:eastAsia="Arial" w:hAnsi="Arial"/>
@@ -1866,7 +1866,7 @@
         </w:rPr>
         <w:t xml:space="preserve">). To view a copy of this license, visit </w:t>
       </w:r>
-      <w:hyperlink w:history="1" r:id="rIda0ngkngk1a9jjunzvk-hy">
+      <w:hyperlink w:history="1" r:id="rIduthanjpst5-hcviyh9ocz">
         <w:r>
           <w:rPr>
             <w:rFonts w:ascii="Arial" w:cs="Arial" w:eastAsia="Arial" w:hAnsi="Arial"/>

--- a/data/outputs/v2/Maths/SS4.2_Probability_I/Mathematics_Probability_I_FinalExplanation_TeacherKey.docx
+++ b/data/outputs/v2/Maths/SS4.2_Probability_I/Mathematics_Probability_I_FinalExplanation_TeacherKey.docx
@@ -1826,7 +1826,7 @@
         </w:rPr>
         <w:t xml:space="preserve">© 2026 SeaVuria and ARES. This work is licensed under a </w:t>
       </w:r>
-      <w:hyperlink w:history="1" r:id="rId6chhsz8gw5ocs6ih4ktes">
+      <w:hyperlink w:history="1" r:id="rIdatjkzpvsux6ws8e3h7lge">
         <w:r>
           <w:rPr>
             <w:rFonts w:ascii="Arial" w:cs="Arial" w:eastAsia="Arial" w:hAnsi="Arial"/>
@@ -1846,7 +1846,7 @@
         </w:rPr>
         <w:t xml:space="preserve"> (</w:t>
       </w:r>
-      <w:hyperlink w:history="1" r:id="rIdnmq7iohb3w6g_8s8lvify">
+      <w:hyperlink w:history="1" r:id="rIdfkus03r5lkuwxjynbt2nv">
         <w:r>
           <w:rPr>
             <w:rFonts w:ascii="Arial" w:cs="Arial" w:eastAsia="Arial" w:hAnsi="Arial"/>
@@ -1866,7 +1866,7 @@
         </w:rPr>
         <w:t xml:space="preserve">). To view a copy of this license, visit </w:t>
       </w:r>
-      <w:hyperlink w:history="1" r:id="rIduthanjpst5-hcviyh9ocz">
+      <w:hyperlink w:history="1" r:id="rIdetbv1grhp9wa7prlgzj6b">
         <w:r>
           <w:rPr>
             <w:rFonts w:ascii="Arial" w:cs="Arial" w:eastAsia="Arial" w:hAnsi="Arial"/>

--- a/data/outputs/v2/Maths/SS4.2_Probability_I/Mathematics_Probability_I_FinalExplanation_TeacherKey.docx
+++ b/data/outputs/v2/Maths/SS4.2_Probability_I/Mathematics_Probability_I_FinalExplanation_TeacherKey.docx
@@ -1826,7 +1826,7 @@
         </w:rPr>
         <w:t xml:space="preserve">© 2026 SeaVuria and ARES. This work is licensed under a </w:t>
       </w:r>
-      <w:hyperlink w:history="1" r:id="rIdatjkzpvsux6ws8e3h7lge">
+      <w:hyperlink w:history="1" r:id="rIdc8f0bnhyqy4xwnrithtiv">
         <w:r>
           <w:rPr>
             <w:rFonts w:ascii="Arial" w:cs="Arial" w:eastAsia="Arial" w:hAnsi="Arial"/>
@@ -1846,7 +1846,7 @@
         </w:rPr>
         <w:t xml:space="preserve"> (</w:t>
       </w:r>
-      <w:hyperlink w:history="1" r:id="rIdfkus03r5lkuwxjynbt2nv">
+      <w:hyperlink w:history="1" r:id="rIdba76vykwsz2zl5nw8ehdl">
         <w:r>
           <w:rPr>
             <w:rFonts w:ascii="Arial" w:cs="Arial" w:eastAsia="Arial" w:hAnsi="Arial"/>
@@ -1866,7 +1866,7 @@
         </w:rPr>
         <w:t xml:space="preserve">). To view a copy of this license, visit </w:t>
       </w:r>
-      <w:hyperlink w:history="1" r:id="rIdetbv1grhp9wa7prlgzj6b">
+      <w:hyperlink w:history="1" r:id="rIdrigenytgsv1j_klwopxos">
         <w:r>
           <w:rPr>
             <w:rFonts w:ascii="Arial" w:cs="Arial" w:eastAsia="Arial" w:hAnsi="Arial"/>

--- a/data/outputs/v2/Maths/SS4.2_Probability_I/Mathematics_Probability_I_FinalExplanation_TeacherKey.docx
+++ b/data/outputs/v2/Maths/SS4.2_Probability_I/Mathematics_Probability_I_FinalExplanation_TeacherKey.docx
@@ -95,7 +95,7 @@
                 <w:sz w:val="22"/>
                 <w:szCs w:val="22"/>
               </w:rPr>
-              <w:t xml:space="preserve">FINAL EXPLANATION: MATHEMATICS GRADE 10: 4.2 PROBABILITY I</w:t>
+              <w:t xml:space="preserve">FINAL EXPLANATION: MATHEMATICS GRADE 10 – 4.2 PROBABILITY I: FINAL EXPLANATION</w:t>
             </w:r>
           </w:p>
         </w:tc>
@@ -224,7 +224,7 @@
                 <w:sz w:val="18"/>
                 <w:szCs w:val="18"/>
               </w:rPr>
-              <w:t xml:space="preserve">This is your Final Explanation for the unit. Use what you learned about Mama Njeri's mandazi stall at Gikomba Market to answer the driving question: How can we use mathematics to measure and predict the likelihood of uncertain everyday events, so we can make smarter decisions even when we cannot be certain of the outcome? Write your answers in the space under each prompt. Show your working for every calculation and write probabilities as fractions or decimals between 0 and 1. Use words from the unit, such as random experiment, sample space, event, relative frequency, mutually exclusive and independent. Always link your answer back to Mama Njeri's stall.</w:t>
+              <w:t xml:space="preserve">Driving question: How is probability applied in real life situations? You have worked with the KMD forecast of a 70% chance of rain in Kericho and the Rift Valley on a March morning before the long rains. Wanjiru Chebet (a maize farmer near Eldoret with 2 acres), Captain Otieno (a pilot at JKIA flying to Kisumu) and Ms Achieng (Nairobi County disaster office) must each decide what to do. Write a Final Explanation in your own words using Claim, Evidence and Reasoning. Use the numbers and methods from Lessons 1 to 9. Show your working for every calculation and write probabilities as fractions or decimals between 0 and 1. Answer each section in the space under its prompt.</w:t>
             </w:r>
           </w:p>
         </w:tc>
@@ -285,7 +285,7 @@
                 <w:sz w:val="22"/>
                 <w:szCs w:val="22"/>
               </w:rPr>
-              <w:t xml:space="preserve">Part 1: Why does the fraction of good days settle down?</w:t>
+              <w:t xml:space="preserve">Section 1: What does a 70% forecast mean?</w:t>
             </w:r>
           </w:p>
         </w:tc>
@@ -319,7 +319,7 @@
                 <w:sz w:val="18"/>
                 <w:szCs w:val="18"/>
               </w:rPr>
-              <w:t xml:space="preserve">Mama Njeri kept a 60-day notebook. A 'good day' is a day when she sells at least 80% of her stock. Suppose 24 of the 60 days were good days. (a) Calculate the experimental probability of a good day. (b) In your own words, explain what this number tells Mama Njeri and what it does NOT tell her about tomorrow. (c) Your class plotted running relative frequencies for coins and bottle caps. Use that evidence to explain why the fraction of good days in her notebook becomes steadier the longer she keeps records, even though each single day is unpredictable.</w:t>
+              <w:t xml:space="preserve">The KMD forecasts a 70% chance of rain. (a) Does this guarantee rain on that day? Give a claim. (b) Use the Kericho March record (rain on 14 days out of 20) to show how a number like 0.7 can be worked out. (c) In the coin activity, the running relative frequency of heads was 0.6 after 10 tosses, 0.55 after 20, 0.55 after 40 and 0.525 after 80 tosses. Explain what this pattern tells you about trusting estimates from long records.</w:t>
             </w:r>
           </w:p>
         </w:tc>
@@ -351,7 +351,7 @@
                 <w:sz w:val="18"/>
                 <w:szCs w:val="18"/>
               </w:rPr>
-              <w:t xml:space="preserve">(a) Experimental probability P(E) = number of times the event occurs ÷ total number of trials. P(good day) = 24 ÷ 60 = 0.4. (b) It means that over many days of trading, about 40% of her days (4 days in every 10) will be good days. It does NOT mean tomorrow is guaranteed to be good or bad. Each day is still a random experiment with an uncertain outcome. (c) In our coin and bottle-cap graphs the relative frequency jumped around when there were few trials, but as we pooled more trials each line settled near its own stable value (the coin near 0.5). The same happens with Mama Njeri's days. With few days, chance variation has a big effect. With more days, the ups and downs average out and the relative frequency moves closer to the true probability of a good day. This is why a longer notebook is more useful for planning, even though no single day can be predicted exactly.</w:t>
+              <w:t xml:space="preserve">(a) Claim: No. A 70% chance of rain does not guarantee rain. It means that in a long run of similar days, about 7 out of every 10 have rain, so a single day can still be dry. (b) Experimental probability (relative frequency) = number of times the event occurred / total number of trials. For Kericho, rain occurred on 14 of 20 days, so 14/20 = 0.7, which is 70%. (c) The relative frequency of heads changed from 0.6 to 0.55, 0.55 and 0.525 as the number of tosses grew from 10 to 80, and the changes became smaller, so the value became steadier and closer to the fair-coin value of 0.5. More trials give a more stable, more trustworthy estimate. So a forecast based on a long record, like Kericho's, can be trusted as a long-run likelihood even though one day may surprise us.</w:t>
             </w:r>
           </w:p>
         </w:tc>
@@ -412,7 +412,7 @@
                 <w:sz w:val="22"/>
                 <w:szCs w:val="22"/>
               </w:rPr>
-              <w:t xml:space="preserve">Part 2: Reasoning before the stall opens</w:t>
+              <w:t xml:space="preserve">Section 2: Sample space, events and theoretical probability</w:t>
             </w:r>
           </w:p>
         </w:tc>
@@ -446,7 +446,7 @@
                 <w:sz w:val="18"/>
                 <w:szCs w:val="18"/>
               </w:rPr>
-              <w:t xml:space="preserve">(a) List the sample space when two fair coins are tossed together. (b) Use your sample space to find the theoretical probability of getting exactly one head. (c) Explain how theoretical probability helps us understand why experimental relative frequencies settle down over many trials, and why Mama Njeri can reason about probability even before she opens her stall.</w:t>
+              <w:t xml:space="preserve">(a) List the sample space S for the weather on one March day in Kericho, using the three day states from class. (b) Write the event 'rain, as the farmer sees it' as a subset of S. (c) For a fair coin and for a fair die, calculate P(H) and P(even number) using theoretical probability. (d) Our class got 42 heads in 80 tosses (0.525) but theory gives 0.5. Explain why they differ. (e) Can we find P(rain) for the weather by counting outcomes in S in the same way as for the die? Explain.</w:t>
             </w:r>
           </w:p>
         </w:tc>
@@ -478,7 +478,7 @@
                 <w:sz w:val="18"/>
                 <w:szCs w:val="18"/>
               </w:rPr>
-              <w:t xml:space="preserve">(a) Sample space = {HH, HT, TH, TT}, which has 4 equally likely outcomes. (b) Exactly one head happens in HT and TH, so there are 2 favourable outcomes. Theoretical P(E) = favourable outcomes ÷ total outcomes in the sample space = 2 ÷ 4 = 1/2 = 0.5. (c) The theoretical probability is the true fraction of favourable outcomes in the sample space. When we do many trials, the experimental relative frequency gets closer to this fraction. For a fair coin the theoretical value 0.5 matched the value our graph was settling towards. Mama Njeri's sales also follow an underlying probability space, so there is a true probability of a good day. This is why she sees steady long-run patterns, and why she can think about likelihoods before opening her stall, even though any single day remains uncertain.</w:t>
+              <w:t xml:space="preserve">(a) S = {rain, storm, dry}. (b) 'Rain, as the farmer sees it' = {rain, storm}. (c) Theoretical probability = favourable outcomes / total equally likely outcomes. For a fair coin S = {H, T}, so P(H) = 1/2 = 0.5. For a fair die S = {1, 2, 3, 4, 5, 6} and even = {2, 4, 6}, so P(even) = 3/6 = 1/2. (d) The experimental result 42/80 = 0.525 is close to 0.5 but not equal because of chance variation in a limited number of trials. The difference tends to shrink as the number of trials grows. (e) No. For the die each outcome is equally likely, but rain, storm and dry are not equally likely, so counting 1 out of 3 would be wrong. Their probabilities, P(rain only) = 0.6, P(storm) = 0.1 and P(dry) = 0.3, must come from records and models. They add up to 0.6 + 0.1 + 0.3 = 1.0, which is the check that they cover the whole sample space.</w:t>
             </w:r>
           </w:p>
         </w:tc>
@@ -539,7 +539,7 @@
                 <w:sz w:val="22"/>
                 <w:szCs w:val="22"/>
               </w:rPr>
-              <w:t xml:space="preserve">Part 3: Events that overlap</w:t>
+              <w:t xml:space="preserve">Section 3: Combining probabilities on one day</w:t>
             </w:r>
           </w:p>
         </w:tc>
@@ -573,7 +573,7 @@
                 <w:sz w:val="18"/>
                 <w:szCs w:val="18"/>
               </w:rPr>
-              <w:t xml:space="preserve">Over 20 days in Nakuru, a seller recorded days with HIGH SALES (H) and days with HEAVY RAIN (R). There were 8 days with high sales and 7 days with heavy rain. On 3 of the days there was both high sales and heavy rain. (a) How many of the 20 days had high sales OR heavy rain (or both)? Use a Venn diagram to help you. (b) Write your answer to (a) as a probability P(H ∪ R). (c) A student finds the number of days by working out 8 + 7. Is this correct? Explain, and write the Addition Law of Probability for any two events A and B. (d) Explain how the Addition Law changes when two events are mutually exclusive. Give one example from Mama Njeri's stall.</w:t>
+              <w:t xml:space="preserve">(a) Is 'rain' and 'dry' on the same day at the same place mutually exclusive? Give a reason. (b) Use P(rain only) = 0.6, P(storm) = 0.1 and P(dry) = 0.3 to find P(rain only or storm) and P(storm or dry). Name the law you used and say why it is allowed. (c) Find P(no rain) using the complement rule. (d) How does your answer to (b) agree with the KMD forecast of 70%?</w:t>
             </w:r>
           </w:p>
         </w:tc>
@@ -605,7 +605,7 @@
                 <w:sz w:val="18"/>
                 <w:szCs w:val="18"/>
               </w:rPr>
-              <w:t xml:space="preserve">(a) Days in the union = n(H) + n(R) − n(H ∩ R) = 8 + 7 − 3 = 12 days. In the Venn diagram: 5 days high sales only, 3 days both, 4 days heavy rain only, and 8 days neither; 5 + 3 + 4 = 12. (b) P(H ∪ R) = 12 ÷ 20 = 0.6, or 60%. (c) No. 8 + 7 = 15 counts the 3 days with both events twice: once in H and once in R. In a Venn diagram these days sit in the overlap, which belongs to both circles. We must subtract the overlap once. Addition Law: P(A ∪ B) = P(A) + P(B) − P(A ∩ B). (d) Mutually exclusive events cannot both happen in the same trial, so A ∩ B is empty and P(A ∩ B) = 0. The law becomes P(A ∪ B) = P(A) + P(B). Example: 'Mama Njeri sells out' and 'half her mandazi are unsold' cannot happen on the same day, so their probabilities can be added directly.</w:t>
+              <w:t xml:space="preserve">(a) Yes. Rain and dry cannot both happen on the same day at the same place, so no outcome is in both events and P(rain and dry) = 0. (b) Addition law for mutually exclusive events: P(A or B) = P(A) + P(B). P(rain only or storm) = 0.6 + 0.1 = 0.7. P(storm or dry) = 0.1 + 0.3 = 0.4. The law is allowed because the day states cannot happen together. (c) Complement rule: P(not A) = 1 - P(A). P(no rain) = 1 - 0.7 = 0.3. (d) The forecast of 70% is the chance of rain as the farmer sees it, which is rain only (0.6) plus storm (0.1) = 0.7. The remaining 0.3 is the chance of no rain.</w:t>
             </w:r>
           </w:p>
         </w:tc>
@@ -666,7 +666,7 @@
                 <w:sz w:val="22"/>
                 <w:szCs w:val="22"/>
               </w:rPr>
-              <w:t xml:space="preserve">Part 4: One day after another</w:t>
+              <w:t xml:space="preserve">Section 4: Two days of weather</w:t>
             </w:r>
           </w:p>
         </w:tc>
@@ -700,7 +700,7 @@
                 <w:sz w:val="18"/>
                 <w:szCs w:val="18"/>
               </w:rPr>
-              <w:t xml:space="preserve">Suppose the probability that any day is a good day for Mama Njeri is 0.4, and each day is independent of the others. (a) Draw a two-day probability tree diagram. Label every branch and every path with its probability. (b) Find the probability of two good days in a row, the probability of two bad days in a row, and the probability of exactly one good day in the two days. (c) Explain how you could check that your path probabilities are all correct. (d) A classmate says that independent events and mutually exclusive events mean the same thing. Do you agree? Explain the difference using an example from Mama Njeri's stall.</w:t>
+              <w:t xml:space="preserve">Wanjiru wants to know about the next two days. Assume the days are independent, with P(R) = 0.7 and P(N) = 0.3 on each day. (a) Why is the multiplication law suitable here? (b) Draw a probability tree diagram for two days and write the probability of each of the four outcomes. Check that they add to 1. (c) Find P(exactly one rainy day) and P(at least one rainy day). Show a second way of getting P(at least one rainy day). (d) Why is P(rain on both days) smaller than P(rain on one day)?</w:t>
             </w:r>
           </w:p>
         </w:tc>
@@ -732,7 +732,7 @@
                 <w:sz w:val="18"/>
                 <w:szCs w:val="18"/>
               </w:rPr>
-              <w:t xml:space="preserve">(a) Day 1: Good (G) 0.4, Bad (B) 0.6. From each of these, Day 2: G 0.4, B 0.6. Paths: GG = 0.4 × 0.4 = 0.16; GB = 0.4 × 0.6 = 0.24; BG = 0.6 × 0.4 = 0.24; BB = 0.6 × 0.6 = 0.36. We multiply along the branches. (b) P(two good days) = 0.16. P(two bad days) = 0.36. Exactly one good day happens through two paths, GB or BG, so we add across paths: 0.24 + 0.24 = 0.48. (c) The four paths cover every possible outcome of the two days, so their probabilities must add to 1: 0.16 + 0.24 + 0.24 + 0.36 = 1. (d) No, I disagree. Mutually exclusive events cannot both happen in the same trial, so P(A ∩ B) = 0. Independent events can both happen, and one does not change the probability of the other, so P(A ∩ B) = P(A) × P(B). Example: 'a day is good' and 'a day is bad' are mutually exclusive because they cannot both happen on one day. But 'yesterday was good' and 'today is good' are independent: both can happen, and yesterday's result does not change today's probability. So the two ideas are different.</w:t>
+              <w:t xml:space="preserve">(a) Rain on one day does not change the chance of rain on the next day, so the days are independent and P(A and B) = P(A) x P(B) can be used. (b) Tree: Day 1 branches R (0.7) and N (0.3); from each, Day 2 branches R (0.7) and N (0.3). Multiply along branches: P(RR) = 0.7 x 0.7 = 0.49; P(RN) = 0.7 x 0.3 = 0.21; P(NR) = 0.3 x 0.7 = 0.21; P(NN) = 0.3 x 0.3 = 0.09. Total = 0.49 + 0.21 + 0.21 + 0.09 = 1.00. (c) Exactly one rainy day = RN or NR = 0.21 + 0.21 = 0.42. At least one rainy day = 0.49 + 0.21 + 0.21 = 0.91. Second way: complement, 1 - P(NN) = 1 - 0.09 = 0.91. (d) P(RR) = 0.49 is less than 0.7 because both events must happen, and multiplying two numbers less than 1 gives a smaller number. About 49 out of every 100 such pairs of days would have rain on both days.</w:t>
             </w:r>
           </w:p>
         </w:tc>
@@ -793,7 +793,7 @@
                 <w:sz w:val="22"/>
                 <w:szCs w:val="22"/>
               </w:rPr>
-              <w:t xml:space="preserve">Part 5: Advising Mama Njeri and answering the driving question</w:t>
+              <w:t xml:space="preserve">Section 5: Final Explanation – advising the decision makers</w:t>
             </w:r>
           </w:p>
         </w:tc>
@@ -827,7 +827,7 @@
                 <w:sz w:val="18"/>
                 <w:szCs w:val="18"/>
               </w:rPr>
-              <w:t xml:space="preserve">Write a short recommendation to Mama Njeri about how to plan her daily batch of mandazi. (a) Use at least three tools from this unit (for example experimental probability, the Addition Law, the Multiplication Law or a tree diagram), and use numbers from your earlier answers. (b) Explain why your advice is a better strategy than guessing, even though probability cannot tell her what will happen tomorrow. (c) Using your recommendation, answer the driving question in two or three sentences.</w:t>
+              <w:t xml:space="preserve">Using the class decision rules, advise each person. Farmer Wanjiru plants if P(rain on each of the next two days) &gt;= 0.49 is considered good, or if P(at least one rainy day in two) &gt;= 0.9. Captain Otieno delays or reroutes if P(storm) &gt;= 0.1. Ms Achieng prepares drainage and warns residents if P(rain) &gt;= 0.7 or P(storm) &gt;= 0.1. (a) State what each person should do and give the probability evidence. (b) Write a Claim, Evidence and Reasoning answer to the driving question: How is probability applied in real life situations? In your reasoning explain how the numbers are worked out and combined, and why people can still act sensibly if the day turns out differently.</w:t>
             </w:r>
           </w:p>
         </w:tc>
@@ -859,7 +859,7 @@
                 <w:sz w:val="18"/>
                 <w:szCs w:val="18"/>
               </w:rPr>
-              <w:t xml:space="preserve">(a) Dear Mama Njeri, from your notebook, about 40% of your days are good days (P = 24 ÷ 60 = 0.4), so about 60% of your days are not good days and you should not fry a huge batch every morning. Because each day is independent, yesterday's sales do not change today's chances. Our two-day tree shows that two good days in a row has probability 0.16, two bad days in a row has probability 0.36, and exactly one good day has probability 0.48, which is the most likely result. So plan your stock for a mix of good and bad days, not for good days every day. On days when heavy rain could lower foot traffic, remember that events overlap: use P(A ∪ B) = P(A) + P(B) − P(A ∩ B) so you do not overcount, as in the Nakuru data where 12 out of 20 days (0.6) had high sales or heavy rain. Choose a moderate batch size that matches these probabilities and keep updating your notebook. (b) Guessing ignores the pattern in your records. Using relative frequency, you plan for what happens in the long run, so over many days you lose less money from unsold mandazi and from turned-away customers. We still cannot say what tomorrow will be, because each day is a random experiment. (c) Mathematics lets us measure how likely uncertain events are, using experimental probability from records and theoretical probability from sample spaces. We can combine events using the Addition and Multiplication Laws and tree diagrams. Even though individual outcomes are uncertain, patterns over many trials are predictable, so we can make smarter decisions without being certain.</w:t>
+              <w:t xml:space="preserve">(a) Wanjiru: P(RR) = 0.49 meets the 0.49 rule and P(at least one rainy day) = 0.91 is above 0.9, so she should prepare to plant and keep irrigation as a backup. Captain Otieno: P(storm) = 0.1 meets the threshold of 0.1, so he should plan for a possible storm, and check again before take-off, delaying or rerouting if needed. Ms Achieng: P(rain) = 0.7 meets the 0.7 rule and P(storm) = 0.1 meets the 0.1 rule, so the office should prepare drainage and warn residents. These thresholds are classroom decision rules, not real KMD rules. (b) Claim: Probability is applied by turning past records and models into numbers between 0 and 1 that people compare with the cost of being wrong. Evidence: Kericho had rain on 14 of 20 March days, so relative frequency = 14/20 = 0.7, matching the forecast. The day states have P(rain only) = 0.6, P(storm) = 0.1 and P(dry) = 0.3, which sum to 1.0, and the addition law gives 0.6 + 0.1 = 0.7. The multiplication law and tree give P(RR) = 0.49 and P(at least one rainy day) = 0.91. Reasoning: A forecast of 70% does not guarantee rain. It describes the long run, about 7 out of 10 similar days, and long records give steadier estimates. Listing the sample space, classifying events as mutually exclusive or independent, and then using the addition law, the multiplication law, the complement rule and tree diagrams lets us combine the numbers. A decision based on probability can be unlucky on one day, for example the 0.09 chance of two dry days, but it is the best choice over many days.</w:t>
             </w:r>
           </w:p>
         </w:tc>
@@ -1086,7 +1086,7 @@
                 <w:sz w:val="18"/>
                 <w:szCs w:val="18"/>
               </w:rPr>
-              <w:t xml:space="preserve">Calculating and interpreting probabilities</w:t>
+              <w:t xml:space="preserve">Meaning of probability and relative frequency</w:t>
             </w:r>
           </w:p>
         </w:tc>
@@ -1118,7 +1118,7 @@
                 <w:sz w:val="18"/>
                 <w:szCs w:val="18"/>
               </w:rPr>
-              <w:t xml:space="preserve">All probabilities are calculated correctly from the data or sample space, shown with working, and interpreted as long-run likelihoods that do not guarantee a single day.</w:t>
+              <w:t xml:space="preserve">Clearly explains that 70% is a long-run likelihood, not a guarantee, and uses 14/20 = 0.7 and the running relative frequencies correctly to show that more trials give steadier estimates.</w:t>
             </w:r>
           </w:p>
         </w:tc>
@@ -1150,7 +1150,7 @@
                 <w:sz w:val="18"/>
                 <w:szCs w:val="18"/>
               </w:rPr>
-              <w:t xml:space="preserve">Calculations are mostly correct with some working; interpretation is mostly correct but may imply certainty for one day.</w:t>
+              <w:t xml:space="preserve">States that the forecast is not a guarantee and calculates 14/20 = 0.7 correctly, but gives limited explanation of why more trials matter.</w:t>
             </w:r>
           </w:p>
         </w:tc>
@@ -1182,7 +1182,7 @@
                 <w:sz w:val="18"/>
                 <w:szCs w:val="18"/>
               </w:rPr>
-              <w:t xml:space="preserve">Calculations contain errors or lack working; interpretation of probability is unclear or treats it as a prediction of one outcome.</w:t>
+              <w:t xml:space="preserve">Treats 70% as a guarantee or does not link it to past records or relative frequency.</w:t>
             </w:r>
           </w:p>
         </w:tc>
@@ -1216,7 +1216,7 @@
                 <w:sz w:val="18"/>
                 <w:szCs w:val="18"/>
               </w:rPr>
-              <w:t xml:space="preserve">Explaining stabilisation of relative frequency</w:t>
+              <w:t xml:space="preserve">Sample space, events and theoretical probability</w:t>
             </w:r>
           </w:p>
         </w:tc>
@@ -1248,7 +1248,7 @@
                 <w:sz w:val="18"/>
                 <w:szCs w:val="18"/>
               </w:rPr>
-              <w:t xml:space="preserve">Clearly explains, using class coin and bottle-cap evidence, why more trials make relative frequency settle near the true probability while single days stay unpredictable.</w:t>
+              <w:t xml:space="preserve">Lists S = {rain, storm, dry}, writes events as subsets, calculates P(H) and P(even) correctly, and explains both chance variation and why the weather states are not equally likely.</w:t>
             </w:r>
           </w:p>
         </w:tc>
@@ -1280,7 +1280,7 @@
                 <w:sz w:val="18"/>
                 <w:szCs w:val="18"/>
               </w:rPr>
-              <w:t xml:space="preserve">States that more trials give a steadier fraction and refers to evidence, but the reason is only partly explained.</w:t>
+              <w:t xml:space="preserve">Lists the sample space and calculates theoretical probabilities correctly, with a partial explanation of differences from experimental results.</w:t>
             </w:r>
           </w:p>
         </w:tc>
@@ -1312,7 +1312,7 @@
                 <w:sz w:val="18"/>
                 <w:szCs w:val="18"/>
               </w:rPr>
-              <w:t xml:space="preserve">Does not explain why the fraction settles, or does not use evidence from the experiments.</w:t>
+              <w:t xml:space="preserve">Sample space is incomplete or theoretical probabilities are incorrect, with no explanation of differences.</w:t>
             </w:r>
           </w:p>
         </w:tc>
@@ -1346,7 +1346,7 @@
                 <w:sz w:val="18"/>
                 <w:szCs w:val="18"/>
               </w:rPr>
-              <w:t xml:space="preserve">Using the Addition and Multiplication Laws and tree diagrams</w:t>
+              <w:t xml:space="preserve">Use of the laws of probability</w:t>
             </w:r>
           </w:p>
         </w:tc>
@@ -1378,7 +1378,7 @@
                 <w:sz w:val="18"/>
                 <w:szCs w:val="18"/>
               </w:rPr>
-              <w:t xml:space="preserve">Chooses and applies the correct law, explains double counting, builds a fully labelled tree diagram, and clearly distinguishes independent from mutually exclusive events.</w:t>
+              <w:t xml:space="preserve">Chooses the addition law, complement rule and multiplication law correctly, justifies each by mutually exclusive or independent events, and calculates 0.7, 0.4, 0.3 and 0.49 correctly.</w:t>
             </w:r>
           </w:p>
         </w:tc>
@@ -1410,7 +1410,7 @@
                 <w:sz w:val="18"/>
                 <w:szCs w:val="18"/>
               </w:rPr>
-              <w:t xml:space="preserve">Applies the laws and tree diagram mostly correctly; the explanation of double counting or of independent versus mutually exclusive is incomplete.</w:t>
+              <w:t xml:space="preserve">Applies the laws correctly with minor gaps in justifying why each one is allowed.</w:t>
             </w:r>
           </w:p>
         </w:tc>
@@ -1442,7 +1442,7 @@
                 <w:sz w:val="18"/>
                 <w:szCs w:val="18"/>
               </w:rPr>
-              <w:t xml:space="preserve">Uses the wrong law, has an incomplete or unlabelled tree diagram, or confuses independent and mutually exclusive events.</w:t>
+              <w:t xml:space="preserve">Mixes up the laws or applies them without checking the events, giving incorrect answers.</w:t>
             </w:r>
           </w:p>
         </w:tc>
@@ -1476,7 +1476,7 @@
                 <w:sz w:val="18"/>
                 <w:szCs w:val="18"/>
               </w:rPr>
-              <w:t xml:space="preserve">Using probability to make a decision</w:t>
+              <w:t xml:space="preserve">Tree diagram and two-day probabilities</w:t>
             </w:r>
           </w:p>
         </w:tc>
@@ -1508,7 +1508,7 @@
                 <w:sz w:val="18"/>
                 <w:szCs w:val="18"/>
               </w:rPr>
-              <w:t xml:space="preserve">Gives a justified recommendation to Mama Njeri that uses several tools and specific numbers, and answers the driving question including the role of uncertainty.</w:t>
+              <w:t xml:space="preserve">Draws a fully labelled tree, multiplies along branches, checks that the total is 1.00, and finds 0.42 and 0.91 with the complement as a check.</w:t>
             </w:r>
           </w:p>
         </w:tc>
@@ -1540,7 +1540,7 @@
                 <w:sz w:val="18"/>
                 <w:szCs w:val="18"/>
               </w:rPr>
-              <w:t xml:space="preserve">Gives a reasonable recommendation using some tools and numbers, and a partly complete answer to the driving question.</w:t>
+              <w:t xml:space="preserve">Draws a correct tree and finds most of the outcomes correctly, with a missing check or small error.</w:t>
             </w:r>
           </w:p>
         </w:tc>
@@ -1572,7 +1572,7 @@
                 <w:sz w:val="18"/>
                 <w:szCs w:val="18"/>
               </w:rPr>
-              <w:t xml:space="preserve">Recommendation is vague or not supported by probability evidence, and the driving question is not answered.</w:t>
+              <w:t xml:space="preserve">Tree is incomplete or probabilities are not multiplied and added correctly.</w:t>
             </w:r>
           </w:p>
         </w:tc>
@@ -1606,7 +1606,7 @@
                 <w:sz w:val="18"/>
                 <w:szCs w:val="18"/>
               </w:rPr>
-              <w:t xml:space="preserve">Mathematical communication</w:t>
+              <w:t xml:space="preserve">Claim, Evidence, Reasoning and decisions</w:t>
             </w:r>
           </w:p>
         </w:tc>
@@ -1638,7 +1638,7 @@
                 <w:sz w:val="18"/>
                 <w:szCs w:val="18"/>
               </w:rPr>
-              <w:t xml:space="preserve">Uses unit vocabulary accurately and writes in clear, organised sentences.</w:t>
+              <w:t xml:space="preserve">Gives a clear claim, uses specific evidence from the lessons, applies thresholds correctly for Wanjiru, Captain Otieno and Ms Achieng, and explains why decisions based on probability are sensible despite occasional bad luck.</w:t>
             </w:r>
           </w:p>
         </w:tc>
@@ -1670,7 +1670,7 @@
                 <w:sz w:val="18"/>
                 <w:szCs w:val="18"/>
               </w:rPr>
-              <w:t xml:space="preserve">Uses most vocabulary correctly; writing is generally clear.</w:t>
+              <w:t xml:space="preserve">Gives a claim with some evidence and mostly correct decisions, but the reasoning is brief.</w:t>
             </w:r>
           </w:p>
         </w:tc>
@@ -1702,7 +1702,7 @@
                 <w:sz w:val="18"/>
                 <w:szCs w:val="18"/>
               </w:rPr>
-              <w:t xml:space="preserve">Vocabulary is missing or misused; writing is hard to follow.</w:t>
+              <w:t xml:space="preserve">Claim is unclear, evidence is missing or decisions are not linked to the probabilities.</w:t>
             </w:r>
           </w:p>
         </w:tc>
@@ -1826,7 +1826,7 @@
         </w:rPr>
         <w:t xml:space="preserve">© 2026 SeaVuria and ARES. This work is licensed under a </w:t>
       </w:r>
-      <w:hyperlink w:history="1" r:id="rIdc8f0bnhyqy4xwnrithtiv">
+      <w:hyperlink w:history="1" r:id="rIdlvmecpdz5mstshr293bxx">
         <w:r>
           <w:rPr>
             <w:rFonts w:ascii="Arial" w:cs="Arial" w:eastAsia="Arial" w:hAnsi="Arial"/>
@@ -1846,7 +1846,7 @@
         </w:rPr>
         <w:t xml:space="preserve"> (</w:t>
       </w:r>
-      <w:hyperlink w:history="1" r:id="rIdba76vykwsz2zl5nw8ehdl">
+      <w:hyperlink w:history="1" r:id="rIdrbhm3za_zweaix-x4f40k">
         <w:r>
           <w:rPr>
             <w:rFonts w:ascii="Arial" w:cs="Arial" w:eastAsia="Arial" w:hAnsi="Arial"/>
@@ -1866,7 +1866,7 @@
         </w:rPr>
         <w:t xml:space="preserve">). To view a copy of this license, visit </w:t>
       </w:r>
-      <w:hyperlink w:history="1" r:id="rIdrigenytgsv1j_klwopxos">
+      <w:hyperlink w:history="1" r:id="rIdzhgvzq6ggmv-qjimtottp">
         <w:r>
           <w:rPr>
             <w:rFonts w:ascii="Arial" w:cs="Arial" w:eastAsia="Arial" w:hAnsi="Arial"/>

--- a/data/outputs/v2/Maths/SS4.2_Probability_I/Mathematics_Probability_I_FinalExplanation_TeacherKey.docx
+++ b/data/outputs/v2/Maths/SS4.2_Probability_I/Mathematics_Probability_I_FinalExplanation_TeacherKey.docx
@@ -4,6 +4,7 @@
   <w:body>
     <w:p>
       <w:pPr>
+        <w:keepNext w:val="false"/>
         <w:spacing w:after="30" w:before="0"/>
         <w:jc w:val="center"/>
       </w:pPr>
@@ -23,6 +24,7 @@
     </w:p>
     <w:p>
       <w:pPr>
+        <w:keepNext w:val="false"/>
         <w:spacing w:after="60" w:before="0"/>
         <w:jc w:val="center"/>
       </w:pPr>
@@ -81,6 +83,7 @@
           </w:tcPr>
           <w:p>
             <w:pPr>
+              <w:keepNext w:val="false"/>
               <w:spacing w:after="40" w:before="0"/>
               <w:jc w:val="center"/>
             </w:pPr>
@@ -116,6 +119,7 @@
           </w:tcPr>
           <w:p>
             <w:pPr>
+              <w:keepNext w:val="false"/>
               <w:spacing w:after="40" w:before="0"/>
               <w:jc w:val="center"/>
             </w:pPr>
@@ -176,6 +180,7 @@
           </w:tcPr>
           <w:p>
             <w:pPr>
+              <w:keepNext w:val="false"/>
               <w:spacing w:after="40" w:before="0"/>
               <w:jc w:val="center"/>
             </w:pPr>
@@ -210,6 +215,7 @@
           </w:tcPr>
           <w:p>
             <w:pPr>
+              <w:keepNext w:val="false"/>
               <w:spacing w:after="40" w:before="0"/>
               <w:jc w:val="left"/>
             </w:pPr>
@@ -271,6 +277,7 @@
           </w:tcPr>
           <w:p>
             <w:pPr>
+              <w:keepNext/>
               <w:spacing w:after="40" w:before="0"/>
               <w:jc w:val="center"/>
             </w:pPr>
@@ -305,6 +312,7 @@
           </w:tcPr>
           <w:p>
             <w:pPr>
+              <w:keepNext w:val="false"/>
               <w:spacing w:after="40" w:before="0"/>
               <w:jc w:val="left"/>
             </w:pPr>
@@ -337,6 +345,7 @@
           </w:tcPr>
           <w:p>
             <w:pPr>
+              <w:keepNext w:val="false"/>
               <w:spacing w:after="40" w:before="0"/>
               <w:jc w:val="left"/>
             </w:pPr>
@@ -398,6 +407,7 @@
           </w:tcPr>
           <w:p>
             <w:pPr>
+              <w:keepNext/>
               <w:spacing w:after="40" w:before="0"/>
               <w:jc w:val="center"/>
             </w:pPr>
@@ -432,6 +442,7 @@
           </w:tcPr>
           <w:p>
             <w:pPr>
+              <w:keepNext w:val="false"/>
               <w:spacing w:after="40" w:before="0"/>
               <w:jc w:val="left"/>
             </w:pPr>
@@ -464,6 +475,7 @@
           </w:tcPr>
           <w:p>
             <w:pPr>
+              <w:keepNext w:val="false"/>
               <w:spacing w:after="40" w:before="0"/>
               <w:jc w:val="left"/>
             </w:pPr>
@@ -525,6 +537,7 @@
           </w:tcPr>
           <w:p>
             <w:pPr>
+              <w:keepNext/>
               <w:spacing w:after="40" w:before="0"/>
               <w:jc w:val="center"/>
             </w:pPr>
@@ -559,6 +572,7 @@
           </w:tcPr>
           <w:p>
             <w:pPr>
+              <w:keepNext w:val="false"/>
               <w:spacing w:after="40" w:before="0"/>
               <w:jc w:val="left"/>
             </w:pPr>
@@ -591,6 +605,7 @@
           </w:tcPr>
           <w:p>
             <w:pPr>
+              <w:keepNext w:val="false"/>
               <w:spacing w:after="40" w:before="0"/>
               <w:jc w:val="left"/>
             </w:pPr>
@@ -652,6 +667,7 @@
           </w:tcPr>
           <w:p>
             <w:pPr>
+              <w:keepNext/>
               <w:spacing w:after="40" w:before="0"/>
               <w:jc w:val="center"/>
             </w:pPr>
@@ -686,6 +702,7 @@
           </w:tcPr>
           <w:p>
             <w:pPr>
+              <w:keepNext w:val="false"/>
               <w:spacing w:after="40" w:before="0"/>
               <w:jc w:val="left"/>
             </w:pPr>
@@ -718,6 +735,7 @@
           </w:tcPr>
           <w:p>
             <w:pPr>
+              <w:keepNext w:val="false"/>
               <w:spacing w:after="40" w:before="0"/>
               <w:jc w:val="left"/>
             </w:pPr>
@@ -779,6 +797,7 @@
           </w:tcPr>
           <w:p>
             <w:pPr>
+              <w:keepNext/>
               <w:spacing w:after="40" w:before="0"/>
               <w:jc w:val="center"/>
             </w:pPr>
@@ -813,6 +832,7 @@
           </w:tcPr>
           <w:p>
             <w:pPr>
+              <w:keepNext w:val="false"/>
               <w:spacing w:after="40" w:before="0"/>
               <w:jc w:val="left"/>
             </w:pPr>
@@ -845,6 +865,7 @@
           </w:tcPr>
           <w:p>
             <w:pPr>
+              <w:keepNext w:val="false"/>
               <w:spacing w:after="40" w:before="0"/>
               <w:jc w:val="left"/>
             </w:pPr>
@@ -908,6 +929,7 @@
           </w:tcPr>
           <w:p>
             <w:pPr>
+              <w:keepNext w:val="false"/>
               <w:spacing w:after="40" w:before="0"/>
               <w:jc w:val="center"/>
             </w:pPr>
@@ -942,6 +964,7 @@
           </w:tcPr>
           <w:p>
             <w:pPr>
+              <w:keepNext w:val="false"/>
               <w:spacing w:after="40" w:before="0"/>
               <w:jc w:val="left"/>
             </w:pPr>
@@ -974,6 +997,7 @@
           </w:tcPr>
           <w:p>
             <w:pPr>
+              <w:keepNext w:val="false"/>
               <w:spacing w:after="40" w:before="0"/>
               <w:jc w:val="left"/>
             </w:pPr>
@@ -1006,6 +1030,7 @@
           </w:tcPr>
           <w:p>
             <w:pPr>
+              <w:keepNext w:val="false"/>
               <w:spacing w:after="40" w:before="0"/>
               <w:jc w:val="left"/>
             </w:pPr>
@@ -1038,6 +1063,7 @@
           </w:tcPr>
           <w:p>
             <w:pPr>
+              <w:keepNext w:val="false"/>
               <w:spacing w:after="40" w:before="0"/>
               <w:jc w:val="left"/>
             </w:pPr>
@@ -1072,6 +1098,7 @@
           </w:tcPr>
           <w:p>
             <w:pPr>
+              <w:keepNext w:val="false"/>
               <w:spacing w:after="40" w:before="0"/>
               <w:jc w:val="left"/>
             </w:pPr>
@@ -1104,6 +1131,7 @@
           </w:tcPr>
           <w:p>
             <w:pPr>
+              <w:keepNext w:val="false"/>
               <w:spacing w:after="40" w:before="0"/>
               <w:jc w:val="left"/>
             </w:pPr>
@@ -1136,6 +1164,7 @@
           </w:tcPr>
           <w:p>
             <w:pPr>
+              <w:keepNext w:val="false"/>
               <w:spacing w:after="40" w:before="0"/>
               <w:jc w:val="left"/>
             </w:pPr>
@@ -1168,6 +1197,7 @@
           </w:tcPr>
           <w:p>
             <w:pPr>
+              <w:keepNext w:val="false"/>
               <w:spacing w:after="40" w:before="0"/>
               <w:jc w:val="left"/>
             </w:pPr>
@@ -1202,6 +1232,7 @@
           </w:tcPr>
           <w:p>
             <w:pPr>
+              <w:keepNext w:val="false"/>
               <w:spacing w:after="40" w:before="0"/>
               <w:jc w:val="left"/>
             </w:pPr>
@@ -1234,6 +1265,7 @@
           </w:tcPr>
           <w:p>
             <w:pPr>
+              <w:keepNext w:val="false"/>
               <w:spacing w:after="40" w:before="0"/>
               <w:jc w:val="left"/>
             </w:pPr>
@@ -1266,6 +1298,7 @@
           </w:tcPr>
           <w:p>
             <w:pPr>
+              <w:keepNext w:val="false"/>
               <w:spacing w:after="40" w:before="0"/>
               <w:jc w:val="left"/>
             </w:pPr>
@@ -1298,6 +1331,7 @@
           </w:tcPr>
           <w:p>
             <w:pPr>
+              <w:keepNext w:val="false"/>
               <w:spacing w:after="40" w:before="0"/>
               <w:jc w:val="left"/>
             </w:pPr>
@@ -1332,6 +1366,7 @@
           </w:tcPr>
           <w:p>
             <w:pPr>
+              <w:keepNext w:val="false"/>
               <w:spacing w:after="40" w:before="0"/>
               <w:jc w:val="left"/>
             </w:pPr>
@@ -1364,6 +1399,7 @@
           </w:tcPr>
           <w:p>
             <w:pPr>
+              <w:keepNext w:val="false"/>
               <w:spacing w:after="40" w:before="0"/>
               <w:jc w:val="left"/>
             </w:pPr>
@@ -1396,6 +1432,7 @@
           </w:tcPr>
           <w:p>
             <w:pPr>
+              <w:keepNext w:val="false"/>
               <w:spacing w:after="40" w:before="0"/>
               <w:jc w:val="left"/>
             </w:pPr>
@@ -1428,6 +1465,7 @@
           </w:tcPr>
           <w:p>
             <w:pPr>
+              <w:keepNext w:val="false"/>
               <w:spacing w:after="40" w:before="0"/>
               <w:jc w:val="left"/>
             </w:pPr>
@@ -1462,6 +1500,7 @@
           </w:tcPr>
           <w:p>
             <w:pPr>
+              <w:keepNext w:val="false"/>
               <w:spacing w:after="40" w:before="0"/>
               <w:jc w:val="left"/>
             </w:pPr>
@@ -1494,6 +1533,7 @@
           </w:tcPr>
           <w:p>
             <w:pPr>
+              <w:keepNext w:val="false"/>
               <w:spacing w:after="40" w:before="0"/>
               <w:jc w:val="left"/>
             </w:pPr>
@@ -1526,6 +1566,7 @@
           </w:tcPr>
           <w:p>
             <w:pPr>
+              <w:keepNext w:val="false"/>
               <w:spacing w:after="40" w:before="0"/>
               <w:jc w:val="left"/>
             </w:pPr>
@@ -1558,6 +1599,7 @@
           </w:tcPr>
           <w:p>
             <w:pPr>
+              <w:keepNext w:val="false"/>
               <w:spacing w:after="40" w:before="0"/>
               <w:jc w:val="left"/>
             </w:pPr>
@@ -1592,6 +1634,7 @@
           </w:tcPr>
           <w:p>
             <w:pPr>
+              <w:keepNext w:val="false"/>
               <w:spacing w:after="40" w:before="0"/>
               <w:jc w:val="left"/>
             </w:pPr>
@@ -1624,6 +1667,7 @@
           </w:tcPr>
           <w:p>
             <w:pPr>
+              <w:keepNext w:val="false"/>
               <w:spacing w:after="40" w:before="0"/>
               <w:jc w:val="left"/>
             </w:pPr>
@@ -1656,6 +1700,7 @@
           </w:tcPr>
           <w:p>
             <w:pPr>
+              <w:keepNext w:val="false"/>
               <w:spacing w:after="40" w:before="0"/>
               <w:jc w:val="left"/>
             </w:pPr>
@@ -1688,6 +1733,7 @@
           </w:tcPr>
           <w:p>
             <w:pPr>
+              <w:keepNext w:val="false"/>
               <w:spacing w:after="40" w:before="0"/>
               <w:jc w:val="left"/>
             </w:pPr>
@@ -1826,7 +1872,7 @@
         </w:rPr>
         <w:t xml:space="preserve">© 2026 SeaVuria and ARES. This work is licensed under a </w:t>
       </w:r>
-      <w:hyperlink w:history="1" r:id="rIdlvmecpdz5mstshr293bxx">
+      <w:hyperlink w:history="1" r:id="rId17ljpa4quyof5xq9elg_i">
         <w:r>
           <w:rPr>
             <w:rFonts w:ascii="Arial" w:cs="Arial" w:eastAsia="Arial" w:hAnsi="Arial"/>
@@ -1846,7 +1892,7 @@
         </w:rPr>
         <w:t xml:space="preserve"> (</w:t>
       </w:r>
-      <w:hyperlink w:history="1" r:id="rIdrbhm3za_zweaix-x4f40k">
+      <w:hyperlink w:history="1" r:id="rIdyabaxegt-g3bqdo0wvzas">
         <w:r>
           <w:rPr>
             <w:rFonts w:ascii="Arial" w:cs="Arial" w:eastAsia="Arial" w:hAnsi="Arial"/>
@@ -1866,7 +1912,7 @@
         </w:rPr>
         <w:t xml:space="preserve">). To view a copy of this license, visit </w:t>
       </w:r>
-      <w:hyperlink w:history="1" r:id="rIdzhgvzq6ggmv-qjimtottp">
+      <w:hyperlink w:history="1" r:id="rIdk2nfllxk6drthoajbuhca">
         <w:r>
           <w:rPr>
             <w:rFonts w:ascii="Arial" w:cs="Arial" w:eastAsia="Arial" w:hAnsi="Arial"/>

--- a/data/outputs/v2/Maths/SS4.2_Probability_I/Mathematics_Probability_I_FinalExplanation_TeacherKey.docx
+++ b/data/outputs/v2/Maths/SS4.2_Probability_I/Mathematics_Probability_I_FinalExplanation_TeacherKey.docx
@@ -1872,7 +1872,7 @@
         </w:rPr>
         <w:t xml:space="preserve">© 2026 SeaVuria and ARES. This work is licensed under a </w:t>
       </w:r>
-      <w:hyperlink w:history="1" r:id="rId17ljpa4quyof5xq9elg_i">
+      <w:hyperlink w:history="1" r:id="rIdrciamxyp2kgkvfurhr-nf">
         <w:r>
           <w:rPr>
             <w:rFonts w:ascii="Arial" w:cs="Arial" w:eastAsia="Arial" w:hAnsi="Arial"/>
@@ -1892,7 +1892,7 @@
         </w:rPr>
         <w:t xml:space="preserve"> (</w:t>
       </w:r>
-      <w:hyperlink w:history="1" r:id="rIdyabaxegt-g3bqdo0wvzas">
+      <w:hyperlink w:history="1" r:id="rIdulebxqcwwi1xomqg2337k">
         <w:r>
           <w:rPr>
             <w:rFonts w:ascii="Arial" w:cs="Arial" w:eastAsia="Arial" w:hAnsi="Arial"/>
@@ -1912,7 +1912,7 @@
         </w:rPr>
         <w:t xml:space="preserve">). To view a copy of this license, visit </w:t>
       </w:r>
-      <w:hyperlink w:history="1" r:id="rIdk2nfllxk6drthoajbuhca">
+      <w:hyperlink w:history="1" r:id="rId7sen3pehn_6_bd6gk5rm8">
         <w:r>
           <w:rPr>
             <w:rFonts w:ascii="Arial" w:cs="Arial" w:eastAsia="Arial" w:hAnsi="Arial"/>
